--- a/manuscript/word/volume_01/arc_02/ch_060.docx
+++ b/manuscript/word/volume_01/arc_02/ch_060.docx
@@ -15,7 +15,7 @@
         </w:rPr>
         <w:t>PHÁ TRỜI</w:t>
         <w:br/>
-        <w:t>CHƯƠNG 60: ĐÊM MƯA BÌNH THẠNH</w:t>
+        <w:t>CHƯƠNG 60</w:t>
       </w:r>
     </w:p>
     <w:p>
@@ -45,6 +45,141 @@
           <w:color w:val="141414"/>
           <w:sz w:val="24"/>
         </w:rPr>
+        <w:t>---</w:t>
+      </w:r>
+    </w:p>
+    <w:p>
+      <w:pPr>
+        <w:spacing w:line="300" w:lineRule="auto" w:after="120"/>
+        <w:ind w:firstLine="432"/>
+        <w:jc w:val="both"/>
+      </w:pPr>
+      <w:r>
+        <w:rPr>
+          <w:rFonts w:ascii="Times New Roman" w:hAnsi="Times New Roman"/>
+          <w:color w:val="141414"/>
+          <w:sz w:val="24"/>
+        </w:rPr>
+        <w:t>chapter: 60</w:t>
+      </w:r>
+    </w:p>
+    <w:p>
+      <w:pPr>
+        <w:spacing w:line="300" w:lineRule="auto" w:after="120"/>
+        <w:ind w:firstLine="432"/>
+        <w:jc w:val="both"/>
+      </w:pPr>
+      <w:r>
+        <w:rPr>
+          <w:rFonts w:ascii="Times New Roman" w:hAnsi="Times New Roman"/>
+          <w:color w:val="141414"/>
+          <w:sz w:val="24"/>
+        </w:rPr>
+        <w:t>title: "Đêm Mưa Bình Thạnh"</w:t>
+      </w:r>
+    </w:p>
+    <w:p>
+      <w:pPr>
+        <w:spacing w:line="300" w:lineRule="auto" w:after="120"/>
+        <w:ind w:firstLine="432"/>
+        <w:jc w:val="both"/>
+      </w:pPr>
+      <w:r>
+        <w:rPr>
+          <w:rFonts w:ascii="Times New Roman" w:hAnsi="Times New Roman"/>
+          <w:color w:val="141414"/>
+          <w:sz w:val="24"/>
+        </w:rPr>
+        <w:t>volume: 1</w:t>
+      </w:r>
+    </w:p>
+    <w:p>
+      <w:pPr>
+        <w:spacing w:line="300" w:lineRule="auto" w:after="120"/>
+        <w:ind w:firstLine="432"/>
+        <w:jc w:val="both"/>
+      </w:pPr>
+      <w:r>
+        <w:rPr>
+          <w:rFonts w:ascii="Times New Roman" w:hAnsi="Times New Roman"/>
+          <w:color w:val="141414"/>
+          <w:sz w:val="24"/>
+        </w:rPr>
+        <w:t>arc: 2</w:t>
+      </w:r>
+    </w:p>
+    <w:p>
+      <w:pPr>
+        <w:spacing w:line="300" w:lineRule="auto" w:after="120"/>
+        <w:ind w:firstLine="432"/>
+        <w:jc w:val="both"/>
+      </w:pPr>
+      <w:r>
+        <w:rPr>
+          <w:rFonts w:ascii="Times New Roman" w:hAnsi="Times New Roman"/>
+          <w:color w:val="141414"/>
+          <w:sz w:val="24"/>
+        </w:rPr>
+        <w:t>word_count: 3601</w:t>
+      </w:r>
+    </w:p>
+    <w:p>
+      <w:pPr>
+        <w:spacing w:line="300" w:lineRule="auto" w:after="120"/>
+        <w:ind w:firstLine="432"/>
+        <w:jc w:val="both"/>
+      </w:pPr>
+      <w:r>
+        <w:rPr>
+          <w:rFonts w:ascii="Times New Roman" w:hAnsi="Times New Roman"/>
+          <w:color w:val="141414"/>
+          <w:sz w:val="24"/>
+        </w:rPr>
+        <w:t>date: "2026-10-18"</w:t>
+      </w:r>
+    </w:p>
+    <w:p>
+      <w:pPr>
+        <w:spacing w:line="300" w:lineRule="auto" w:after="120"/>
+        <w:ind w:firstLine="432"/>
+        <w:jc w:val="both"/>
+      </w:pPr>
+      <w:r>
+        <w:rPr>
+          <w:rFonts w:ascii="Times New Roman" w:hAnsi="Times New Roman"/>
+          <w:color w:val="141414"/>
+          <w:sz w:val="24"/>
+        </w:rPr>
+        <w:t>location: "Phòng trọ đường Nơ Trang Long, Phường 13, Bình Thạnh, TP.HCM"</w:t>
+      </w:r>
+    </w:p>
+    <w:p>
+      <w:pPr>
+        <w:spacing w:line="300" w:lineRule="auto" w:after="120"/>
+        <w:ind w:firstLine="432"/>
+        <w:jc w:val="both"/>
+      </w:pPr>
+      <w:r>
+        <w:rPr>
+          <w:rFonts w:ascii="Times New Roman" w:hAnsi="Times New Roman"/>
+          <w:color w:val="141414"/>
+          <w:sz w:val="24"/>
+        </w:rPr>
+        <w:t>---</w:t>
+      </w:r>
+    </w:p>
+    <w:p>
+      <w:pPr>
+        <w:spacing w:line="300" w:lineRule="auto" w:after="120"/>
+        <w:ind w:firstLine="432"/>
+        <w:jc w:val="both"/>
+      </w:pPr>
+      <w:r>
+        <w:rPr>
+          <w:rFonts w:ascii="Times New Roman" w:hAnsi="Times New Roman"/>
+          <w:color w:val="141414"/>
+          <w:sz w:val="24"/>
+        </w:rPr>
         <w:t>Hai mươi mốt giờ mười lăm phút đêm.</w:t>
       </w:r>
     </w:p>
@@ -315,7 +450,7 @@
           <w:color w:val="141414"/>
           <w:sz w:val="24"/>
         </w:rPr>
-        <w:t>Quan trọng hơn cả, thân phận của tôi vẫn hoàn toàn được giấu kín dưới vỏ bọc một chuyên viên kỹ thuật mẫn cán và nhạy bén về số liệu địa tầng.</w:t>
+        <w:t>Quan trọng hơn cả, thân phận của tôi vẫn hoàn toàn được giấu kín dưới danh phận một Giám đốc Kỹ thuật mẫn cán và nhạy bén về số liệu địa tầng.</w:t>
       </w:r>
     </w:p>
     <w:p>

--- a/manuscript/word/volume_01/arc_02/ch_060.docx
+++ b/manuscript/word/volume_01/arc_02/ch_060.docx
@@ -1095,7 +1095,7 @@
           <w:color w:val="141414"/>
           <w:sz w:val="24"/>
         </w:rPr>
-        <w:t>Từ một nhân viên văn phòng bình thường, từng bị đạn chì bắn trúng vai ở Nhà Bè, từng ngâm mình dưới áp suất bùn sâu bốn mươi mét, nếu nói về sự kiên nhẫn chịu đựng đau đớn, tôi chưa bao giờ lùi bước dù chỉ nửa bước.</w:t>
+        <w:t>Từ một chàng trai phàm trần từng bị đạn chì bắn trúng vai ở bãi phế liệu Ba Làng, từng ngâm mình dưới áp suất bùn sâu bốn mươi mét ở Nhà Bè, nếu nói về sự kiên nhẫn chịu đựng đau đớn, tôi chưa bao giờ lùi bước dù chỉ nửa bước.</w:t>
       </w:r>
     </w:p>
     <w:p>
